--- a/UnityGAS-learn/asmdef.docx
+++ b/UnityGAS-learn/asmdef.docx
@@ -1,6 +1,6 @@
 
 <file path=word/document.xml><?xml version="1.0" encoding="utf-8"?>
-<w:document xmlns:wpc="http://schemas.microsoft.com/office/word/2010/wordprocessingCanvas" xmlns:cx="http://schemas.microsoft.com/office/drawing/2014/chartex" xmlns:cx1="http://schemas.microsoft.com/office/drawing/2015/9/8/chartex" xmlns:cx2="http://schemas.microsoft.com/office/drawing/2015/10/21/chartex" xmlns:cx3="http://schemas.microsoft.com/office/drawing/2016/5/9/chartex" xmlns:cx4="http://schemas.microsoft.com/office/drawing/2016/5/10/chartex" xmlns:cx5="http://schemas.microsoft.com/office/drawing/2016/5/11/chartex" xmlns:cx6="http://schemas.microsoft.com/office/drawing/2016/5/12/chartex" xmlns:cx7="http://schemas.microsoft.com/office/drawing/2016/5/13/chartex" xmlns:cx8="http://schemas.microsoft.com/office/drawing/2016/5/14/chartex" xmlns:mc="http://schemas.openxmlformats.org/markup-compatibility/2006" xmlns:aink="http://schemas.microsoft.com/office/drawing/2016/ink" xmlns:am3d="http://schemas.microsoft.com/office/drawing/2017/model3d" xmlns:o="urn:schemas-microsoft-com:office:office" xmlns:r="http://schemas.openxmlformats.org/officeDocument/2006/relationships" xmlns:m="http://schemas.openxmlformats.org/officeDocument/2006/math" xmlns:v="urn:schemas-microsoft-com:vml" xmlns:wp14="http://schemas.microsoft.com/office/word/2010/wordprocessingDrawing" xmlns:wp="http://schemas.openxmlformats.org/drawingml/2006/wordprocessingDrawing" xmlns:w10="urn:schemas-microsoft-com:office:word" xmlns:w="http://schemas.openxmlformats.org/wordprocessingml/2006/main" xmlns:w14="http://schemas.microsoft.com/office/word/2010/wordml" xmlns:w15="http://schemas.microsoft.com/office/word/2012/wordml" xmlns:w16cid="http://schemas.microsoft.com/office/word/2016/wordml/cid" xmlns:w16se="http://schemas.microsoft.com/office/word/2015/wordml/symex" xmlns:wpg="http://schemas.microsoft.com/office/word/2010/wordprocessingGroup" xmlns:wpi="http://schemas.microsoft.com/office/word/2010/wordprocessingInk" xmlns:wne="http://schemas.microsoft.com/office/word/2006/wordml" xmlns:wps="http://schemas.microsoft.com/office/word/2010/wordprocessingShape" mc:Ignorable="w14 w15 w16se w16cid wp14">
+<w:document xmlns:wpc="http://schemas.microsoft.com/office/word/2010/wordprocessingCanvas" xmlns:cx="http://schemas.microsoft.com/office/drawing/2014/chartex" xmlns:cx1="http://schemas.microsoft.com/office/drawing/2015/9/8/chartex" xmlns:cx2="http://schemas.microsoft.com/office/drawing/2015/10/21/chartex" xmlns:cx3="http://schemas.microsoft.com/office/drawing/2016/5/9/chartex" xmlns:cx4="http://schemas.microsoft.com/office/drawing/2016/5/10/chartex" xmlns:cx5="http://schemas.microsoft.com/office/drawing/2016/5/11/chartex" xmlns:cx6="http://schemas.microsoft.com/office/drawing/2016/5/12/chartex" xmlns:cx7="http://schemas.microsoft.com/office/drawing/2016/5/13/chartex" xmlns:cx8="http://schemas.microsoft.com/office/drawing/2016/5/14/chartex" xmlns:mc="http://schemas.openxmlformats.org/markup-compatibility/2006" xmlns:aink="http://schemas.microsoft.com/office/drawing/2016/ink" xmlns:am3d="http://schemas.microsoft.com/office/drawing/2017/model3d" xmlns:o="urn:schemas-microsoft-com:office:office" xmlns:r="http://schemas.openxmlformats.org/officeDocument/2006/relationships" xmlns:m="http://schemas.openxmlformats.org/officeDocument/2006/math" xmlns:v="urn:schemas-microsoft-com:vml" xmlns:wp14="http://schemas.microsoft.com/office/word/2010/wordprocessingDrawing" xmlns:wp="http://schemas.openxmlformats.org/drawingml/2006/wordprocessingDrawing" xmlns:w10="urn:schemas-microsoft-com:office:word" xmlns:w="http://schemas.openxmlformats.org/wordprocessingml/2006/main" xmlns:w14="http://schemas.microsoft.com/office/word/2010/wordml" xmlns:w15="http://schemas.microsoft.com/office/word/2012/wordml" xmlns:w16cex="http://schemas.microsoft.com/office/word/2018/wordml/cex" xmlns:w16cid="http://schemas.microsoft.com/office/word/2016/wordml/cid" xmlns:w16="http://schemas.microsoft.com/office/word/2018/wordml" xmlns:w16sdtdh="http://schemas.microsoft.com/office/word/2020/wordml/sdtdatahash" xmlns:w16se="http://schemas.microsoft.com/office/word/2015/wordml/symex" xmlns:wpg="http://schemas.microsoft.com/office/word/2010/wordprocessingGroup" xmlns:wpi="http://schemas.microsoft.com/office/word/2010/wordprocessingInk" xmlns:wne="http://schemas.microsoft.com/office/word/2006/wordml" xmlns:wps="http://schemas.microsoft.com/office/word/2010/wordprocessingShape" mc:Ignorable="w14 w15 w16se w16cid w16 w16cex w16sdtdh wp14">
   <w:body>
     <w:p>
       <w:pPr>
@@ -55,31 +55,24 @@
     <w:p>
       <w:pPr>
         <w:rPr>
-          <w:rFonts w:ascii="等线" w:hAnsi="等线" w:hint="eastAsia"/>
-          <w:szCs w:val="24"/>
-        </w:rPr>
-      </w:pPr>
-    </w:p>
-    <w:p>
-      <w:pPr>
-        <w:rPr>
-          <w:rFonts w:ascii="等线" w:hAnsi="等线" w:hint="eastAsia"/>
-          <w:szCs w:val="24"/>
-        </w:rPr>
-      </w:pPr>
-      <w:r>
-        <w:rPr>
-          <w:rFonts w:ascii="等线" w:hAnsi="等线" w:hint="eastAsia"/>
-          <w:szCs w:val="24"/>
-        </w:rPr>
-        <w:t>划分程序集</w:t>
-      </w:r>
-      <w:r>
-        <w:rPr>
-          <w:rFonts w:ascii="等线" w:hAnsi="等线" w:hint="eastAsia"/>
-          <w:szCs w:val="24"/>
-        </w:rPr>
-        <w:t>。</w:t>
+          <w:rFonts w:ascii="等线" w:hAnsi="等线"/>
+          <w:szCs w:val="24"/>
+        </w:rPr>
+      </w:pPr>
+    </w:p>
+    <w:p>
+      <w:pPr>
+        <w:rPr>
+          <w:rFonts w:ascii="等线" w:hAnsi="等线"/>
+          <w:szCs w:val="24"/>
+        </w:rPr>
+      </w:pPr>
+      <w:r>
+        <w:rPr>
+          <w:rFonts w:ascii="等线" w:hAnsi="等线" w:hint="eastAsia"/>
+          <w:szCs w:val="24"/>
+        </w:rPr>
+        <w:t>划分程序集。</w:t>
       </w:r>
       <w:r>
         <w:rPr>
@@ -128,140 +121,594 @@
           <w:rFonts w:ascii="等线" w:hAnsi="等线" w:hint="eastAsia"/>
           <w:szCs w:val="24"/>
         </w:rPr>
-        <w:t>程序集 中，没有</w:t>
-      </w:r>
-      <w:proofErr w:type="spellStart"/>
-      <w:r>
-        <w:rPr>
-          <w:rFonts w:ascii="等线" w:hAnsi="等线" w:hint="eastAsia"/>
+        <w:t>程序集 中，没有asmdef的脚本通常会进入 默认程序集 Assembly-</w:t>
+      </w:r>
+      <w:r>
+        <w:rPr>
+          <w:rFonts w:ascii="等线" w:hAnsi="等线"/>
+          <w:szCs w:val="24"/>
+        </w:rPr>
+        <w:t>CS</w:t>
+      </w:r>
+      <w:r>
+        <w:rPr>
+          <w:rFonts w:ascii="等线" w:hAnsi="等线" w:hint="eastAsia"/>
+          <w:szCs w:val="24"/>
+        </w:rPr>
+        <w:t>harp中，</w:t>
+      </w:r>
+      <w:r>
+        <w:rPr>
+          <w:rFonts w:ascii="等线" w:hAnsi="等线" w:hint="eastAsia"/>
+          <w:szCs w:val="24"/>
+        </w:rPr>
+        <w:t>而如某个文件夹</w:t>
+      </w:r>
+      <w:r>
+        <w:rPr>
+          <w:rFonts w:ascii="等线" w:hAnsi="等线"/>
+          <w:szCs w:val="24"/>
+        </w:rPr>
+        <w:t>E</w:t>
+      </w:r>
+      <w:r>
+        <w:rPr>
+          <w:rFonts w:ascii="等线" w:hAnsi="等线" w:hint="eastAsia"/>
+          <w:szCs w:val="24"/>
+        </w:rPr>
+        <w:t>xample下有一个E</w:t>
+      </w:r>
+      <w:r>
+        <w:rPr>
+          <w:rFonts w:ascii="等线" w:hAnsi="等线"/>
+          <w:szCs w:val="24"/>
+        </w:rPr>
+        <w:t>xample</w:t>
+      </w:r>
+      <w:r>
+        <w:rPr>
+          <w:rFonts w:ascii="等线" w:hAnsi="等线" w:hint="eastAsia"/>
+          <w:szCs w:val="24"/>
+        </w:rPr>
+        <w:t>.asmdef文件，那么该文件夹及其子文件夹的脚本都会被编译进相同程序集，实现物理上的隔离</w:t>
+      </w:r>
+    </w:p>
+    <w:p>
+      <w:pPr>
+        <w:rPr>
+          <w:rFonts w:ascii="等线" w:hAnsi="等线"/>
+          <w:szCs w:val="24"/>
+        </w:rPr>
+      </w:pPr>
+    </w:p>
+    <w:p>
+      <w:pPr>
+        <w:rPr>
+          <w:rFonts w:ascii="等线" w:hAnsi="等线"/>
+          <w:szCs w:val="24"/>
+        </w:rPr>
+      </w:pPr>
+      <w:r>
+        <w:rPr>
+          <w:rFonts w:ascii="等线" w:hAnsi="等线" w:hint="eastAsia"/>
+          <w:szCs w:val="24"/>
+        </w:rPr>
+        <w:t>[</w:t>
+      </w:r>
+      <w:r>
+        <w:rPr>
+          <w:rFonts w:ascii="等线" w:hAnsi="等线" w:hint="eastAsia"/>
+          <w:szCs w:val="24"/>
+        </w:rPr>
+        <w:t>注释</w:t>
+      </w:r>
+    </w:p>
+    <w:p>
+      <w:pPr>
+        <w:rPr>
+          <w:rFonts w:ascii="等线" w:hAnsi="等线"/>
+          <w:szCs w:val="24"/>
+        </w:rPr>
+      </w:pPr>
+      <w:r>
+        <w:rPr>
+          <w:rFonts w:ascii="等线" w:hAnsi="等线"/>
+          <w:szCs w:val="24"/>
+        </w:rPr>
+        <w:tab/>
+      </w:r>
+      <w:r>
+        <w:rPr>
+          <w:rFonts w:ascii="等线" w:hAnsi="等线" w:hint="eastAsia"/>
+          <w:szCs w:val="24"/>
+        </w:rPr>
+        <w:t>①</w:t>
+      </w:r>
+      <w:r>
+        <w:rPr>
+          <w:rFonts w:ascii="等线" w:hAnsi="等线" w:hint="eastAsia"/>
+          <w:szCs w:val="24"/>
+        </w:rPr>
+        <w:t>asmdef的程序集包含的脚本不会再在默认程序集里，因为Unity在编译时先分析asmdef，然后把剩余脚本编译到默认程序集</w:t>
+      </w:r>
+      <w:r>
+        <w:rPr>
+          <w:rFonts w:ascii="等线" w:hAnsi="等线" w:hint="eastAsia"/>
+          <w:szCs w:val="24"/>
+        </w:rPr>
+        <w:t>；</w:t>
+      </w:r>
+    </w:p>
+    <w:p>
+      <w:pPr>
+        <w:rPr>
+          <w:rFonts w:ascii="等线" w:hAnsi="等线"/>
+          <w:szCs w:val="24"/>
+        </w:rPr>
+      </w:pPr>
+      <w:r>
+        <w:rPr>
+          <w:rFonts w:ascii="等线" w:hAnsi="等线"/>
+          <w:szCs w:val="24"/>
+        </w:rPr>
+        <w:tab/>
+      </w:r>
+      <w:r>
+        <w:rPr>
+          <w:rFonts w:ascii="等线" w:hAnsi="等线" w:hint="eastAsia"/>
+          <w:szCs w:val="24"/>
+        </w:rPr>
+        <w:t>②asmdef实现的功能并不是Unity独有的，U</w:t>
+      </w:r>
+      <w:r>
+        <w:rPr>
+          <w:rFonts w:ascii="等线" w:hAnsi="等线"/>
+          <w:szCs w:val="24"/>
+        </w:rPr>
+        <w:t>E</w:t>
+      </w:r>
+      <w:r>
+        <w:rPr>
+          <w:rFonts w:ascii="等线" w:hAnsi="等线" w:hint="eastAsia"/>
+          <w:szCs w:val="24"/>
+        </w:rPr>
+        <w:t>比Unity更早就有通过.</w:t>
+      </w:r>
+      <w:r>
+        <w:rPr>
+          <w:rFonts w:ascii="等线" w:hAnsi="等线"/>
+          <w:szCs w:val="24"/>
+        </w:rPr>
+        <w:t>Build.cs</w:t>
+      </w:r>
+      <w:r>
+        <w:rPr>
+          <w:rFonts w:ascii="等线" w:hAnsi="等线" w:hint="eastAsia"/>
+          <w:szCs w:val="24"/>
+        </w:rPr>
+        <w:t>进行模块化编译的功能</w:t>
+      </w:r>
+    </w:p>
+    <w:p>
+      <w:pPr>
+        <w:rPr>
+          <w:rFonts w:ascii="等线" w:hAnsi="等线"/>
+          <w:szCs w:val="24"/>
+        </w:rPr>
+      </w:pPr>
+      <w:r>
+        <w:rPr>
+          <w:rFonts w:ascii="等线" w:hAnsi="等线"/>
+          <w:szCs w:val="24"/>
+        </w:rPr>
+        <w:t>]</w:t>
+      </w:r>
+    </w:p>
+    <w:p>
+      <w:pPr>
+        <w:rPr>
+          <w:rFonts w:ascii="等线" w:hAnsi="等线"/>
+          <w:szCs w:val="24"/>
+        </w:rPr>
+      </w:pPr>
+    </w:p>
+    <w:p>
+      <w:pPr>
+        <w:rPr>
+          <w:rFonts w:ascii="等线" w:hAnsi="等线"/>
+          <w:szCs w:val="24"/>
+        </w:rPr>
+      </w:pPr>
+    </w:p>
+    <w:p>
+      <w:pPr>
+        <w:pStyle w:val="1"/>
+      </w:pPr>
+      <w:r>
+        <w:rPr>
+          <w:rFonts w:hint="eastAsia"/>
+        </w:rPr>
+        <w:t>2</w:t>
+      </w:r>
+      <w:r>
+        <w:t>.</w:t>
+      </w:r>
+      <w:r>
+        <w:rPr>
+          <w:rFonts w:hint="eastAsia"/>
+        </w:rPr>
+        <w:t>为什么使用asmdef</w:t>
+      </w:r>
+      <w:r>
+        <w:t xml:space="preserve"> </w:t>
+      </w:r>
+      <w:r>
+        <w:rPr>
+          <w:rFonts w:hint="eastAsia"/>
+        </w:rPr>
+        <w:t>/</w:t>
+      </w:r>
+      <w:r>
+        <w:t xml:space="preserve"> </w:t>
+      </w:r>
+      <w:r>
+        <w:rPr>
+          <w:rFonts w:hint="eastAsia"/>
+        </w:rPr>
+        <w:t>为什么要实现物理上的隔离</w:t>
+      </w:r>
+    </w:p>
+    <w:p>
+      <w:pPr>
+        <w:rPr>
+          <w:rFonts w:ascii="等线" w:hAnsi="等线"/>
+          <w:szCs w:val="24"/>
+        </w:rPr>
+      </w:pPr>
+    </w:p>
+    <w:p>
+      <w:pPr>
+        <w:rPr>
+          <w:rFonts w:ascii="等线" w:hAnsi="等线"/>
+          <w:szCs w:val="24"/>
+        </w:rPr>
+      </w:pPr>
+    </w:p>
+    <w:p>
+      <w:pPr>
+        <w:rPr>
+          <w:rFonts w:ascii="等线" w:hAnsi="等线"/>
+          <w:szCs w:val="24"/>
+        </w:rPr>
+      </w:pPr>
+    </w:p>
+    <w:p>
+      <w:pPr>
+        <w:rPr>
+          <w:rFonts w:ascii="等线" w:hAnsi="等线"/>
+          <w:szCs w:val="24"/>
+        </w:rPr>
+      </w:pPr>
+      <w:r>
+        <w:rPr>
+          <w:rFonts w:ascii="等线" w:hAnsi="等线" w:hint="eastAsia"/>
+          <w:szCs w:val="24"/>
+        </w:rPr>
+        <w:t>Unity在编译时，会根据asmdef，把不同文件夹的脚本编译进不同的.</w:t>
+      </w:r>
+      <w:r>
+        <w:rPr>
+          <w:rFonts w:ascii="等线" w:hAnsi="等线"/>
+          <w:szCs w:val="24"/>
+        </w:rPr>
+        <w:t>dll</w:t>
+      </w:r>
+      <w:r>
+        <w:rPr>
+          <w:rFonts w:ascii="等线" w:hAnsi="等线" w:hint="eastAsia"/>
+          <w:szCs w:val="24"/>
+        </w:rPr>
+        <w:t>文件中，实现物理上的隔离，这个隔离主要有以下3个作用：</w:t>
+      </w:r>
+    </w:p>
+    <w:p>
+      <w:r>
+        <w:rPr>
+          <w:rFonts w:hint="eastAsia"/>
+        </w:rPr>
+        <w:t>①提高编译速度。</w:t>
+      </w:r>
+    </w:p>
+    <w:p>
+      <w:r>
+        <w:rPr>
+          <w:rFonts w:hint="eastAsia"/>
+        </w:rPr>
+        <w:t>每次修改代码时，项目都会重新编译当前程序集，如果仅使用默认程序集，编译时间会随项目规模线性增长，而使用asmdef分隔程序集可以很大程度上减少编译时间；</w:t>
+      </w:r>
+    </w:p>
+    <w:p/>
+    <w:p>
+      <w:r>
+        <w:rPr>
+          <w:rFonts w:hint="eastAsia"/>
+        </w:rPr>
+        <w:t>②</w:t>
+      </w:r>
+      <w:r>
+        <w:rPr>
+          <w:rFonts w:hint="eastAsia"/>
+        </w:rPr>
+        <w:t>可以使用internal声明变量、方法以实现封装效果，提升代码逻辑上的安全性。</w:t>
+      </w:r>
+    </w:p>
+    <w:p>
+      <w:pPr>
+        <w:rPr>
+          <w:rFonts w:ascii="等线" w:hAnsi="等线"/>
+          <w:szCs w:val="24"/>
+        </w:rPr>
+      </w:pPr>
+      <w:r>
+        <w:rPr>
+          <w:rFonts w:ascii="等线" w:hAnsi="等线" w:hint="eastAsia"/>
+          <w:szCs w:val="24"/>
+        </w:rPr>
+        <w:t>我们常见的</w:t>
+      </w:r>
+      <w:r>
+        <w:rPr>
+          <w:rFonts w:ascii="等线" w:hAnsi="等线" w:hint="eastAsia"/>
+          <w:szCs w:val="24"/>
+        </w:rPr>
+        <w:t>private</w:t>
+      </w:r>
+      <w:r>
+        <w:rPr>
+          <w:rFonts w:ascii="等线" w:hAnsi="等线"/>
+          <w:szCs w:val="24"/>
+        </w:rPr>
+        <w:t>/</w:t>
+      </w:r>
+      <w:r>
+        <w:rPr>
+          <w:rFonts w:ascii="等线" w:hAnsi="等线" w:hint="eastAsia"/>
+          <w:szCs w:val="24"/>
+        </w:rPr>
+        <w:t>protect</w:t>
+      </w:r>
+      <w:r>
+        <w:rPr>
+          <w:rFonts w:ascii="等线" w:hAnsi="等线"/>
+          <w:szCs w:val="24"/>
+        </w:rPr>
+        <w:t>/</w:t>
+      </w:r>
+      <w:r>
+        <w:rPr>
+          <w:rFonts w:ascii="等线" w:hAnsi="等线" w:hint="eastAsia"/>
+          <w:szCs w:val="24"/>
+        </w:rPr>
+        <w:t>public</w:t>
+      </w:r>
+      <w:r>
+        <w:rPr>
+          <w:rFonts w:ascii="等线" w:hAnsi="等线" w:hint="eastAsia"/>
+          <w:szCs w:val="24"/>
+        </w:rPr>
+        <w:t>都是 源代码级别</w:t>
+      </w:r>
+      <w:r>
+        <w:rPr>
+          <w:rFonts w:ascii="等线" w:hAnsi="等线" w:hint="eastAsia"/>
+          <w:szCs w:val="24"/>
+        </w:rPr>
+        <w:t xml:space="preserve"> </w:t>
+      </w:r>
+      <w:r>
+        <w:rPr>
+          <w:rFonts w:ascii="等线" w:hAnsi="等线" w:hint="eastAsia"/>
+          <w:szCs w:val="24"/>
+        </w:rPr>
+        <w:t>的</w:t>
+      </w:r>
+      <w:r>
+        <w:rPr>
+          <w:rFonts w:ascii="等线" w:hAnsi="等线" w:hint="eastAsia"/>
+          <w:szCs w:val="24"/>
+        </w:rPr>
+        <w:t xml:space="preserve">，对于当前脚本的 </w:t>
+      </w:r>
+      <w:r>
+        <w:rPr>
+          <w:rFonts w:ascii="等线" w:hAnsi="等线" w:hint="eastAsia"/>
+          <w:szCs w:val="24"/>
+        </w:rPr>
+        <w:t>读取/修改</w:t>
+      </w:r>
+      <w:r>
+        <w:rPr>
+          <w:rFonts w:ascii="等线" w:hAnsi="等线"/>
+          <w:szCs w:val="24"/>
+        </w:rPr>
+        <w:t xml:space="preserve"> </w:t>
+      </w:r>
+      <w:r>
+        <w:rPr>
+          <w:rFonts w:ascii="等线" w:hAnsi="等线" w:hint="eastAsia"/>
+          <w:szCs w:val="24"/>
+        </w:rPr>
+        <w:t>权限划分。而asmdef使用internal声明，</w:t>
+      </w:r>
+      <w:r>
+        <w:rPr>
+          <w:rFonts w:ascii="等线" w:hAnsi="等线" w:hint="eastAsia"/>
+          <w:szCs w:val="24"/>
+        </w:rPr>
+        <w:t xml:space="preserve"> </w:t>
+      </w:r>
+      <w:r>
+        <w:rPr>
+          <w:rFonts w:ascii="等线" w:hAnsi="等线" w:hint="eastAsia"/>
+          <w:szCs w:val="24"/>
+        </w:rPr>
+        <w:t>同个程序集</w:t>
+      </w:r>
+      <w:r>
+        <w:rPr>
+          <w:rFonts w:ascii="等线" w:hAnsi="等线" w:hint="eastAsia"/>
+          <w:szCs w:val="24"/>
+        </w:rPr>
+        <w:t>的脚本</w:t>
+      </w:r>
+      <w:r>
+        <w:rPr>
+          <w:rFonts w:ascii="等线" w:hAnsi="等线" w:hint="eastAsia"/>
+          <w:szCs w:val="24"/>
+        </w:rPr>
+        <w:t>可以</w:t>
+      </w:r>
+      <w:r>
+        <w:rPr>
+          <w:rFonts w:ascii="等线" w:hAnsi="等线" w:hint="eastAsia"/>
+          <w:szCs w:val="24"/>
+        </w:rPr>
+        <w:t>在</w:t>
+      </w:r>
+      <w:r>
+        <w:rPr>
+          <w:rFonts w:ascii="等线" w:hAnsi="等线" w:hint="eastAsia"/>
+          <w:szCs w:val="24"/>
+        </w:rPr>
+        <w:t>内部</w:t>
+      </w:r>
+      <w:r>
+        <w:rPr>
+          <w:rFonts w:ascii="等线" w:hAnsi="等线" w:hint="eastAsia"/>
+          <w:szCs w:val="24"/>
+        </w:rPr>
+        <w:t>进行访问</w:t>
+      </w:r>
+      <w:r>
+        <w:rPr>
+          <w:rFonts w:ascii="等线" w:hAnsi="等线" w:hint="eastAsia"/>
+          <w:szCs w:val="24"/>
+        </w:rPr>
+        <w:t>，不同程序集之间则</w:t>
+      </w:r>
+      <w:r>
+        <w:rPr>
+          <w:rFonts w:ascii="等线" w:hAnsi="等线" w:hint="eastAsia"/>
+          <w:szCs w:val="24"/>
+        </w:rPr>
+        <w:t>会</w:t>
+      </w:r>
+      <w:r>
+        <w:rPr>
+          <w:rFonts w:ascii="等线" w:hAnsi="等线" w:hint="eastAsia"/>
+          <w:szCs w:val="24"/>
+        </w:rPr>
+        <w:t>隔离</w:t>
+      </w:r>
+      <w:r>
+        <w:rPr>
+          <w:rFonts w:ascii="等线" w:hAnsi="等线" w:hint="eastAsia"/>
+          <w:szCs w:val="24"/>
+        </w:rPr>
+        <w:t>，必须通过引用才能访问</w:t>
+      </w:r>
+      <w:r>
+        <w:rPr>
+          <w:rFonts w:ascii="等线" w:hAnsi="等线" w:hint="eastAsia"/>
+          <w:szCs w:val="24"/>
+        </w:rPr>
+        <w:t>。这一点，对于数据的计算方面的安全性有很大的提升，不会让其它模块的内容影响到当前模块的数据，为我们后续的G</w:t>
+      </w:r>
+      <w:r>
+        <w:rPr>
+          <w:rFonts w:ascii="等线" w:hAnsi="等线"/>
+          <w:szCs w:val="24"/>
+        </w:rPr>
+        <w:t>AS</w:t>
+      </w:r>
+      <w:r>
+        <w:rPr>
+          <w:rFonts w:ascii="等线" w:hAnsi="等线" w:hint="eastAsia"/>
+          <w:szCs w:val="24"/>
+        </w:rPr>
+        <w:t>搭建提供一定程度上的安全保障；</w:t>
+      </w:r>
+    </w:p>
+    <w:p>
+      <w:pPr>
+        <w:rPr>
+          <w:rFonts w:ascii="等线" w:hAnsi="等线"/>
+          <w:szCs w:val="24"/>
+        </w:rPr>
+      </w:pPr>
+    </w:p>
+    <w:p>
+      <w:pPr>
+        <w:rPr>
+          <w:rFonts w:ascii="等线" w:hAnsi="等线"/>
+          <w:szCs w:val="24"/>
+        </w:rPr>
+      </w:pPr>
+      <w:r>
+        <w:rPr>
+          <w:rFonts w:ascii="等线" w:hAnsi="等线" w:hint="eastAsia"/>
+          <w:szCs w:val="24"/>
+        </w:rPr>
+        <w:t>③明确依赖关系。</w:t>
+      </w:r>
+    </w:p>
+    <w:p>
+      <w:pPr>
+        <w:rPr>
+          <w:rFonts w:ascii="等线" w:hAnsi="等线"/>
+          <w:szCs w:val="24"/>
+        </w:rPr>
+      </w:pPr>
+      <w:r>
+        <w:rPr>
+          <w:rFonts w:ascii="等线" w:hAnsi="等线" w:hint="eastAsia"/>
+          <w:szCs w:val="24"/>
+        </w:rPr>
+        <w:t>如果当前程序集的某个脚本需要引用其他程序集的代码，需要在 .</w:t>
+      </w:r>
+      <w:r>
+        <w:rPr>
+          <w:rFonts w:ascii="等线" w:hAnsi="等线"/>
           <w:szCs w:val="24"/>
         </w:rPr>
         <w:t>asmdef</w:t>
       </w:r>
-      <w:proofErr w:type="spellEnd"/>
-      <w:r>
-        <w:rPr>
-          <w:rFonts w:ascii="等线" w:hAnsi="等线" w:hint="eastAsia"/>
-          <w:szCs w:val="24"/>
-        </w:rPr>
-        <w:t>的脚本通常会进入 默认程序集 Assembly-</w:t>
-      </w:r>
-      <w:proofErr w:type="spellStart"/>
-      <w:r>
-        <w:rPr>
-          <w:rFonts w:ascii="等线" w:hAnsi="等线"/>
-          <w:szCs w:val="24"/>
-        </w:rPr>
-        <w:t>CS</w:t>
-      </w:r>
-      <w:r>
-        <w:rPr>
-          <w:rFonts w:ascii="等线" w:hAnsi="等线" w:hint="eastAsia"/>
-          <w:szCs w:val="24"/>
-        </w:rPr>
-        <w:t>harp</w:t>
-      </w:r>
-      <w:proofErr w:type="spellEnd"/>
-      <w:r>
-        <w:rPr>
-          <w:rFonts w:ascii="等线" w:hAnsi="等线" w:hint="eastAsia"/>
-          <w:szCs w:val="24"/>
-        </w:rPr>
-        <w:t>中，</w:t>
-      </w:r>
-      <w:r>
-        <w:rPr>
-          <w:rFonts w:ascii="等线" w:hAnsi="等线" w:hint="eastAsia"/>
-          <w:szCs w:val="24"/>
-        </w:rPr>
-        <w:t>而</w:t>
-      </w:r>
-      <w:r>
-        <w:rPr>
-          <w:rFonts w:ascii="等线" w:hAnsi="等线" w:hint="eastAsia"/>
-          <w:szCs w:val="24"/>
-        </w:rPr>
-        <w:t>如某个文件夹</w:t>
-      </w:r>
-      <w:r>
-        <w:rPr>
-          <w:rFonts w:ascii="等线" w:hAnsi="等线"/>
-          <w:szCs w:val="24"/>
-        </w:rPr>
-        <w:t>E</w:t>
-      </w:r>
-      <w:r>
-        <w:rPr>
-          <w:rFonts w:ascii="等线" w:hAnsi="等线" w:hint="eastAsia"/>
-          <w:szCs w:val="24"/>
-        </w:rPr>
-        <w:t>xample下有一个</w:t>
-      </w:r>
-      <w:proofErr w:type="spellStart"/>
-      <w:r>
-        <w:rPr>
-          <w:rFonts w:ascii="等线" w:hAnsi="等线" w:hint="eastAsia"/>
-          <w:szCs w:val="24"/>
-        </w:rPr>
-        <w:t>E</w:t>
-      </w:r>
-      <w:r>
-        <w:rPr>
-          <w:rFonts w:ascii="等线" w:hAnsi="等线"/>
-          <w:szCs w:val="24"/>
-        </w:rPr>
-        <w:t>xample</w:t>
-      </w:r>
-      <w:r>
-        <w:rPr>
-          <w:rFonts w:ascii="等线" w:hAnsi="等线" w:hint="eastAsia"/>
-          <w:szCs w:val="24"/>
-        </w:rPr>
-        <w:t>.asmdef</w:t>
-      </w:r>
-      <w:proofErr w:type="spellEnd"/>
-      <w:r>
-        <w:rPr>
-          <w:rFonts w:ascii="等线" w:hAnsi="等线" w:hint="eastAsia"/>
-          <w:szCs w:val="24"/>
-        </w:rPr>
-        <w:t>文件，那么该文件夹及其子文件夹的脚本都会被编译</w:t>
-      </w:r>
-      <w:proofErr w:type="gramStart"/>
-      <w:r>
-        <w:rPr>
-          <w:rFonts w:ascii="等线" w:hAnsi="等线" w:hint="eastAsia"/>
-          <w:szCs w:val="24"/>
-        </w:rPr>
-        <w:t>进相同</w:t>
-      </w:r>
-      <w:proofErr w:type="gramEnd"/>
-      <w:r>
-        <w:rPr>
-          <w:rFonts w:ascii="等线" w:hAnsi="等线" w:hint="eastAsia"/>
-          <w:szCs w:val="24"/>
-        </w:rPr>
-        <w:t>程序集，实现物理上的隔离</w:t>
-      </w:r>
-    </w:p>
-    <w:p>
-      <w:pPr>
-        <w:rPr>
-          <w:rFonts w:ascii="等线" w:hAnsi="等线"/>
-          <w:szCs w:val="24"/>
-        </w:rPr>
-      </w:pPr>
-    </w:p>
-    <w:p>
-      <w:pPr>
-        <w:rPr>
-          <w:rFonts w:ascii="等线" w:hAnsi="等线"/>
-          <w:szCs w:val="24"/>
-        </w:rPr>
-      </w:pPr>
-      <w:r>
-        <w:rPr>
-          <w:rFonts w:ascii="等线" w:hAnsi="等线" w:hint="eastAsia"/>
+      <w:r>
+        <w:rPr>
+          <w:rFonts w:ascii="等线" w:hAnsi="等线" w:hint="eastAsia"/>
+          <w:szCs w:val="24"/>
+        </w:rPr>
+        <w:t>文件 中进行显式声明对于其他程序集的引用，否则编译过程中就会报错，这样可以使依赖关系清晰可控。</w:t>
+      </w:r>
+    </w:p>
+    <w:p>
+      <w:pPr>
+        <w:rPr>
+          <w:rFonts w:ascii="等线" w:hAnsi="等线"/>
+          <w:szCs w:val="24"/>
+        </w:rPr>
+      </w:pPr>
+    </w:p>
+    <w:p>
+      <w:pPr>
+        <w:rPr>
+          <w:rFonts w:ascii="等线" w:hAnsi="等线"/>
+          <w:szCs w:val="24"/>
+        </w:rPr>
+      </w:pPr>
+      <w:r>
+        <w:rPr>
+          <w:rFonts w:ascii="等线" w:hAnsi="等线"/>
           <w:szCs w:val="24"/>
         </w:rPr>
         <w:t>[</w:t>
@@ -278,668 +725,6 @@
       <w:pPr>
         <w:rPr>
           <w:rFonts w:ascii="等线" w:hAnsi="等线"/>
-          <w:szCs w:val="24"/>
-        </w:rPr>
-      </w:pPr>
-      <w:r>
-        <w:rPr>
-          <w:rFonts w:ascii="等线" w:hAnsi="等线"/>
-          <w:szCs w:val="24"/>
-        </w:rPr>
-        <w:tab/>
-      </w:r>
-      <w:r>
-        <w:rPr>
-          <w:rFonts w:ascii="等线" w:hAnsi="等线" w:hint="eastAsia"/>
-          <w:szCs w:val="24"/>
-        </w:rPr>
-        <w:t>①</w:t>
-      </w:r>
-      <w:proofErr w:type="spellStart"/>
-      <w:r>
-        <w:rPr>
-          <w:rFonts w:ascii="等线" w:hAnsi="等线" w:hint="eastAsia"/>
-          <w:szCs w:val="24"/>
-        </w:rPr>
-        <w:t>asmdef</w:t>
-      </w:r>
-      <w:proofErr w:type="spellEnd"/>
-      <w:r>
-        <w:rPr>
-          <w:rFonts w:ascii="等线" w:hAnsi="等线" w:hint="eastAsia"/>
-          <w:szCs w:val="24"/>
-        </w:rPr>
-        <w:t>的程序集包含的脚本不会再在默认程序集里</w:t>
-      </w:r>
-      <w:r>
-        <w:rPr>
-          <w:rFonts w:ascii="等线" w:hAnsi="等线" w:hint="eastAsia"/>
-          <w:szCs w:val="24"/>
-        </w:rPr>
-        <w:t>，因为Unity在编译时先分析</w:t>
-      </w:r>
-      <w:proofErr w:type="spellStart"/>
-      <w:r>
-        <w:rPr>
-          <w:rFonts w:ascii="等线" w:hAnsi="等线" w:hint="eastAsia"/>
-          <w:szCs w:val="24"/>
-        </w:rPr>
-        <w:t>asmdef</w:t>
-      </w:r>
-      <w:proofErr w:type="spellEnd"/>
-      <w:r>
-        <w:rPr>
-          <w:rFonts w:ascii="等线" w:hAnsi="等线" w:hint="eastAsia"/>
-          <w:szCs w:val="24"/>
-        </w:rPr>
-        <w:t>，然后把剩余脚本编译到默认程序集</w:t>
-      </w:r>
-      <w:r>
-        <w:rPr>
-          <w:rFonts w:ascii="等线" w:hAnsi="等线" w:hint="eastAsia"/>
-          <w:szCs w:val="24"/>
-        </w:rPr>
-        <w:t>；</w:t>
-      </w:r>
-    </w:p>
-    <w:p>
-      <w:pPr>
-        <w:rPr>
-          <w:rFonts w:ascii="等线" w:hAnsi="等线" w:hint="eastAsia"/>
-          <w:szCs w:val="24"/>
-        </w:rPr>
-      </w:pPr>
-      <w:r>
-        <w:rPr>
-          <w:rFonts w:ascii="等线" w:hAnsi="等线"/>
-          <w:szCs w:val="24"/>
-        </w:rPr>
-        <w:tab/>
-      </w:r>
-      <w:r>
-        <w:rPr>
-          <w:rFonts w:ascii="等线" w:hAnsi="等线" w:hint="eastAsia"/>
-          <w:szCs w:val="24"/>
-        </w:rPr>
-        <w:t>②</w:t>
-      </w:r>
-      <w:proofErr w:type="spellStart"/>
-      <w:r>
-        <w:rPr>
-          <w:rFonts w:ascii="等线" w:hAnsi="等线" w:hint="eastAsia"/>
-          <w:szCs w:val="24"/>
-        </w:rPr>
-        <w:t>asmdef</w:t>
-      </w:r>
-      <w:proofErr w:type="spellEnd"/>
-      <w:r>
-        <w:rPr>
-          <w:rFonts w:ascii="等线" w:hAnsi="等线" w:hint="eastAsia"/>
-          <w:szCs w:val="24"/>
-        </w:rPr>
-        <w:t>实现的功能并不是Unity独有的，U</w:t>
-      </w:r>
-      <w:r>
-        <w:rPr>
-          <w:rFonts w:ascii="等线" w:hAnsi="等线"/>
-          <w:szCs w:val="24"/>
-        </w:rPr>
-        <w:t>E</w:t>
-      </w:r>
-      <w:r>
-        <w:rPr>
-          <w:rFonts w:ascii="等线" w:hAnsi="等线" w:hint="eastAsia"/>
-          <w:szCs w:val="24"/>
-        </w:rPr>
-        <w:t>比Unity更早就有通过.</w:t>
-      </w:r>
-      <w:proofErr w:type="spellStart"/>
-      <w:r>
-        <w:rPr>
-          <w:rFonts w:ascii="等线" w:hAnsi="等线"/>
-          <w:szCs w:val="24"/>
-        </w:rPr>
-        <w:t>Build.cs</w:t>
-      </w:r>
-      <w:proofErr w:type="spellEnd"/>
-      <w:r>
-        <w:rPr>
-          <w:rFonts w:ascii="等线" w:hAnsi="等线" w:hint="eastAsia"/>
-          <w:szCs w:val="24"/>
-        </w:rPr>
-        <w:t>进行模块化编译的功能</w:t>
-      </w:r>
-    </w:p>
-    <w:p>
-      <w:pPr>
-        <w:rPr>
-          <w:rFonts w:ascii="等线" w:hAnsi="等线" w:hint="eastAsia"/>
-          <w:szCs w:val="24"/>
-        </w:rPr>
-      </w:pPr>
-      <w:r>
-        <w:rPr>
-          <w:rFonts w:ascii="等线" w:hAnsi="等线"/>
-          <w:szCs w:val="24"/>
-        </w:rPr>
-        <w:t>]</w:t>
-      </w:r>
-    </w:p>
-    <w:p>
-      <w:pPr>
-        <w:rPr>
-          <w:rFonts w:ascii="等线" w:hAnsi="等线"/>
-          <w:szCs w:val="24"/>
-        </w:rPr>
-      </w:pPr>
-    </w:p>
-    <w:p>
-      <w:pPr>
-        <w:rPr>
-          <w:rFonts w:ascii="等线" w:hAnsi="等线" w:hint="eastAsia"/>
-          <w:szCs w:val="24"/>
-        </w:rPr>
-      </w:pPr>
-    </w:p>
-    <w:p>
-      <w:pPr>
-        <w:pStyle w:val="1"/>
-      </w:pPr>
-      <w:r>
-        <w:rPr>
-          <w:rFonts w:hint="eastAsia"/>
-        </w:rPr>
-        <w:t>2</w:t>
-      </w:r>
-      <w:r>
-        <w:t>.</w:t>
-      </w:r>
-      <w:r>
-        <w:rPr>
-          <w:rFonts w:hint="eastAsia"/>
-        </w:rPr>
-        <w:t>为什么使用</w:t>
-      </w:r>
-      <w:proofErr w:type="spellStart"/>
-      <w:r>
-        <w:rPr>
-          <w:rFonts w:hint="eastAsia"/>
-        </w:rPr>
-        <w:t>asmdef</w:t>
-      </w:r>
-      <w:proofErr w:type="spellEnd"/>
-      <w:r>
-        <w:t xml:space="preserve"> </w:t>
-      </w:r>
-      <w:r>
-        <w:rPr>
-          <w:rFonts w:hint="eastAsia"/>
-        </w:rPr>
-        <w:t>/</w:t>
-      </w:r>
-      <w:r>
-        <w:t xml:space="preserve"> </w:t>
-      </w:r>
-      <w:r>
-        <w:rPr>
-          <w:rFonts w:hint="eastAsia"/>
-        </w:rPr>
-        <w:t>为什么要实现物理上的隔离</w:t>
-      </w:r>
-    </w:p>
-    <w:p>
-      <w:pPr>
-        <w:rPr>
-          <w:rFonts w:ascii="等线" w:hAnsi="等线"/>
-          <w:szCs w:val="24"/>
-        </w:rPr>
-      </w:pPr>
-    </w:p>
-    <w:p>
-      <w:pPr>
-        <w:rPr>
-          <w:rFonts w:ascii="等线" w:hAnsi="等线"/>
-          <w:szCs w:val="24"/>
-        </w:rPr>
-      </w:pPr>
-    </w:p>
-    <w:p>
-      <w:pPr>
-        <w:rPr>
-          <w:rFonts w:ascii="等线" w:hAnsi="等线"/>
-          <w:szCs w:val="24"/>
-        </w:rPr>
-      </w:pPr>
-    </w:p>
-    <w:p>
-      <w:pPr>
-        <w:rPr>
-          <w:rFonts w:ascii="等线" w:hAnsi="等线"/>
-          <w:szCs w:val="24"/>
-        </w:rPr>
-      </w:pPr>
-      <w:r>
-        <w:rPr>
-          <w:rFonts w:ascii="等线" w:hAnsi="等线" w:hint="eastAsia"/>
-          <w:szCs w:val="24"/>
-        </w:rPr>
-        <w:t>Unity在编译时，会根据</w:t>
-      </w:r>
-      <w:proofErr w:type="spellStart"/>
-      <w:r>
-        <w:rPr>
-          <w:rFonts w:ascii="等线" w:hAnsi="等线" w:hint="eastAsia"/>
-          <w:szCs w:val="24"/>
-        </w:rPr>
-        <w:t>asmdef</w:t>
-      </w:r>
-      <w:proofErr w:type="spellEnd"/>
-      <w:r>
-        <w:rPr>
-          <w:rFonts w:ascii="等线" w:hAnsi="等线" w:hint="eastAsia"/>
-          <w:szCs w:val="24"/>
-        </w:rPr>
-        <w:t>，把不同文件夹的脚本编译进不同的.</w:t>
-      </w:r>
-      <w:proofErr w:type="spellStart"/>
-      <w:r>
-        <w:rPr>
-          <w:rFonts w:ascii="等线" w:hAnsi="等线"/>
-          <w:szCs w:val="24"/>
-        </w:rPr>
-        <w:t>dll</w:t>
-      </w:r>
-      <w:proofErr w:type="spellEnd"/>
-      <w:r>
-        <w:rPr>
-          <w:rFonts w:ascii="等线" w:hAnsi="等线" w:hint="eastAsia"/>
-          <w:szCs w:val="24"/>
-        </w:rPr>
-        <w:t>文件中，实现物理上的隔离，这个隔离主要有以下3个作用：</w:t>
-      </w:r>
-    </w:p>
-    <w:p>
-      <w:r>
-        <w:rPr>
-          <w:rFonts w:hint="eastAsia"/>
-        </w:rPr>
-        <w:t>①提高编译速度。</w:t>
-      </w:r>
-    </w:p>
-    <w:p>
-      <w:r>
-        <w:rPr>
-          <w:rFonts w:hint="eastAsia"/>
-        </w:rPr>
-        <w:t>每次修改代码时，项目都会重新编译当前程序集，如果仅使用默认程序集，编译时间会随项目规模线性增长，而使用</w:t>
-      </w:r>
-      <w:proofErr w:type="spellStart"/>
-      <w:r>
-        <w:rPr>
-          <w:rFonts w:hint="eastAsia"/>
-        </w:rPr>
-        <w:t>asmdef</w:t>
-      </w:r>
-      <w:proofErr w:type="spellEnd"/>
-      <w:r>
-        <w:rPr>
-          <w:rFonts w:hint="eastAsia"/>
-        </w:rPr>
-        <w:t>分隔程序集可以很大程度上减少编译时间；</w:t>
-      </w:r>
-    </w:p>
-    <w:p>
-      <w:pPr>
-        <w:rPr>
-          <w:rFonts w:hint="eastAsia"/>
-        </w:rPr>
-      </w:pPr>
-    </w:p>
-    <w:p>
-      <w:pPr>
-        <w:rPr>
-          <w:rFonts w:hint="eastAsia"/>
-        </w:rPr>
-      </w:pPr>
-      <w:r>
-        <w:rPr>
-          <w:rFonts w:hint="eastAsia"/>
-        </w:rPr>
-        <w:t>②</w:t>
-      </w:r>
-      <w:r>
-        <w:rPr>
-          <w:rFonts w:hint="eastAsia"/>
-        </w:rPr>
-        <w:t>可以使用internal声明变量、方法以实现封装效果，提升代码逻辑上的安全性。</w:t>
-      </w:r>
-    </w:p>
-    <w:p>
-      <w:pPr>
-        <w:rPr>
-          <w:rFonts w:ascii="等线" w:hAnsi="等线"/>
-          <w:szCs w:val="24"/>
-        </w:rPr>
-      </w:pPr>
-      <w:r>
-        <w:rPr>
-          <w:rFonts w:ascii="等线" w:hAnsi="等线" w:hint="eastAsia"/>
-          <w:szCs w:val="24"/>
-        </w:rPr>
-        <w:t>我们常见的</w:t>
-      </w:r>
-      <w:r>
-        <w:rPr>
-          <w:rFonts w:ascii="等线" w:hAnsi="等线" w:hint="eastAsia"/>
-          <w:szCs w:val="24"/>
-        </w:rPr>
-        <w:t>private</w:t>
-      </w:r>
-      <w:r>
-        <w:rPr>
-          <w:rFonts w:ascii="等线" w:hAnsi="等线"/>
-          <w:szCs w:val="24"/>
-        </w:rPr>
-        <w:t>/</w:t>
-      </w:r>
-      <w:r>
-        <w:rPr>
-          <w:rFonts w:ascii="等线" w:hAnsi="等线" w:hint="eastAsia"/>
-          <w:szCs w:val="24"/>
-        </w:rPr>
-        <w:t>protect</w:t>
-      </w:r>
-      <w:r>
-        <w:rPr>
-          <w:rFonts w:ascii="等线" w:hAnsi="等线"/>
-          <w:szCs w:val="24"/>
-        </w:rPr>
-        <w:t>/</w:t>
-      </w:r>
-      <w:r>
-        <w:rPr>
-          <w:rFonts w:ascii="等线" w:hAnsi="等线" w:hint="eastAsia"/>
-          <w:szCs w:val="24"/>
-        </w:rPr>
-        <w:t>public</w:t>
-      </w:r>
-      <w:r>
-        <w:rPr>
-          <w:rFonts w:ascii="等线" w:hAnsi="等线" w:hint="eastAsia"/>
-          <w:szCs w:val="24"/>
-        </w:rPr>
-        <w:t>都是 源代码级别</w:t>
-      </w:r>
-      <w:r>
-        <w:rPr>
-          <w:rFonts w:ascii="等线" w:hAnsi="等线" w:hint="eastAsia"/>
-          <w:szCs w:val="24"/>
-        </w:rPr>
-        <w:t xml:space="preserve"> </w:t>
-      </w:r>
-      <w:r>
-        <w:rPr>
-          <w:rFonts w:ascii="等线" w:hAnsi="等线" w:hint="eastAsia"/>
-          <w:szCs w:val="24"/>
-        </w:rPr>
-        <w:t>的</w:t>
-      </w:r>
-      <w:r>
-        <w:rPr>
-          <w:rFonts w:ascii="等线" w:hAnsi="等线" w:hint="eastAsia"/>
-          <w:szCs w:val="24"/>
-        </w:rPr>
-        <w:t xml:space="preserve">，对于当前脚本的 </w:t>
-      </w:r>
-      <w:r>
-        <w:rPr>
-          <w:rFonts w:ascii="等线" w:hAnsi="等线" w:hint="eastAsia"/>
-          <w:szCs w:val="24"/>
-        </w:rPr>
-        <w:t>读取/修改</w:t>
-      </w:r>
-      <w:r>
-        <w:rPr>
-          <w:rFonts w:ascii="等线" w:hAnsi="等线"/>
-          <w:szCs w:val="24"/>
-        </w:rPr>
-        <w:t xml:space="preserve"> </w:t>
-      </w:r>
-      <w:r>
-        <w:rPr>
-          <w:rFonts w:ascii="等线" w:hAnsi="等线" w:hint="eastAsia"/>
-          <w:szCs w:val="24"/>
-        </w:rPr>
-        <w:t>权限划分。而</w:t>
-      </w:r>
-      <w:proofErr w:type="spellStart"/>
-      <w:r>
-        <w:rPr>
-          <w:rFonts w:ascii="等线" w:hAnsi="等线" w:hint="eastAsia"/>
-          <w:szCs w:val="24"/>
-        </w:rPr>
-        <w:t>asmdef</w:t>
-      </w:r>
-      <w:proofErr w:type="spellEnd"/>
-      <w:r>
-        <w:rPr>
-          <w:rFonts w:ascii="等线" w:hAnsi="等线" w:hint="eastAsia"/>
-          <w:szCs w:val="24"/>
-        </w:rPr>
-        <w:t>使用internal声明，</w:t>
-      </w:r>
-      <w:r>
-        <w:rPr>
-          <w:rFonts w:ascii="等线" w:hAnsi="等线" w:hint="eastAsia"/>
-          <w:szCs w:val="24"/>
-        </w:rPr>
-        <w:t xml:space="preserve"> </w:t>
-      </w:r>
-      <w:proofErr w:type="gramStart"/>
-      <w:r>
-        <w:rPr>
-          <w:rFonts w:ascii="等线" w:hAnsi="等线" w:hint="eastAsia"/>
-          <w:szCs w:val="24"/>
-        </w:rPr>
-        <w:t>同个程序</w:t>
-      </w:r>
-      <w:proofErr w:type="gramEnd"/>
-      <w:r>
-        <w:rPr>
-          <w:rFonts w:ascii="等线" w:hAnsi="等线" w:hint="eastAsia"/>
-          <w:szCs w:val="24"/>
-        </w:rPr>
-        <w:t>集</w:t>
-      </w:r>
-      <w:r>
-        <w:rPr>
-          <w:rFonts w:ascii="等线" w:hAnsi="等线" w:hint="eastAsia"/>
-          <w:szCs w:val="24"/>
-        </w:rPr>
-        <w:t>的脚本</w:t>
-      </w:r>
-      <w:r>
-        <w:rPr>
-          <w:rFonts w:ascii="等线" w:hAnsi="等线" w:hint="eastAsia"/>
-          <w:szCs w:val="24"/>
-        </w:rPr>
-        <w:t>可以</w:t>
-      </w:r>
-      <w:r>
-        <w:rPr>
-          <w:rFonts w:ascii="等线" w:hAnsi="等线" w:hint="eastAsia"/>
-          <w:szCs w:val="24"/>
-        </w:rPr>
-        <w:t>在</w:t>
-      </w:r>
-      <w:r>
-        <w:rPr>
-          <w:rFonts w:ascii="等线" w:hAnsi="等线" w:hint="eastAsia"/>
-          <w:szCs w:val="24"/>
-        </w:rPr>
-        <w:t>内部</w:t>
-      </w:r>
-      <w:r>
-        <w:rPr>
-          <w:rFonts w:ascii="等线" w:hAnsi="等线" w:hint="eastAsia"/>
-          <w:szCs w:val="24"/>
-        </w:rPr>
-        <w:t>进行访问</w:t>
-      </w:r>
-      <w:r>
-        <w:rPr>
-          <w:rFonts w:ascii="等线" w:hAnsi="等线" w:hint="eastAsia"/>
-          <w:szCs w:val="24"/>
-        </w:rPr>
-        <w:t>，不同程序</w:t>
-      </w:r>
-      <w:proofErr w:type="gramStart"/>
-      <w:r>
-        <w:rPr>
-          <w:rFonts w:ascii="等线" w:hAnsi="等线" w:hint="eastAsia"/>
-          <w:szCs w:val="24"/>
-        </w:rPr>
-        <w:t>集之间</w:t>
-      </w:r>
-      <w:proofErr w:type="gramEnd"/>
-      <w:r>
-        <w:rPr>
-          <w:rFonts w:ascii="等线" w:hAnsi="等线" w:hint="eastAsia"/>
-          <w:szCs w:val="24"/>
-        </w:rPr>
-        <w:t>则</w:t>
-      </w:r>
-      <w:r>
-        <w:rPr>
-          <w:rFonts w:ascii="等线" w:hAnsi="等线" w:hint="eastAsia"/>
-          <w:szCs w:val="24"/>
-        </w:rPr>
-        <w:t>会</w:t>
-      </w:r>
-      <w:r>
-        <w:rPr>
-          <w:rFonts w:ascii="等线" w:hAnsi="等线" w:hint="eastAsia"/>
-          <w:szCs w:val="24"/>
-        </w:rPr>
-        <w:t>隔离</w:t>
-      </w:r>
-      <w:r>
-        <w:rPr>
-          <w:rFonts w:ascii="等线" w:hAnsi="等线" w:hint="eastAsia"/>
-          <w:szCs w:val="24"/>
-        </w:rPr>
-        <w:t>，必须通过引用才能访问</w:t>
-      </w:r>
-      <w:r>
-        <w:rPr>
-          <w:rFonts w:ascii="等线" w:hAnsi="等线" w:hint="eastAsia"/>
-          <w:szCs w:val="24"/>
-        </w:rPr>
-        <w:t>。这一点，对于数据的计算方面的安全性有很大的提升，不会让其它模块的内容影响到当前模块的数据，为我们后续的G</w:t>
-      </w:r>
-      <w:r>
-        <w:rPr>
-          <w:rFonts w:ascii="等线" w:hAnsi="等线"/>
-          <w:szCs w:val="24"/>
-        </w:rPr>
-        <w:t>AS</w:t>
-      </w:r>
-      <w:r>
-        <w:rPr>
-          <w:rFonts w:ascii="等线" w:hAnsi="等线" w:hint="eastAsia"/>
-          <w:szCs w:val="24"/>
-        </w:rPr>
-        <w:t>搭建提供一定程度上的安全保障；</w:t>
-      </w:r>
-    </w:p>
-    <w:p>
-      <w:pPr>
-        <w:rPr>
-          <w:rFonts w:ascii="等线" w:hAnsi="等线" w:hint="eastAsia"/>
-          <w:szCs w:val="24"/>
-        </w:rPr>
-      </w:pPr>
-    </w:p>
-    <w:p>
-      <w:pPr>
-        <w:rPr>
-          <w:rFonts w:ascii="等线" w:hAnsi="等线"/>
-          <w:szCs w:val="24"/>
-        </w:rPr>
-      </w:pPr>
-      <w:r>
-        <w:rPr>
-          <w:rFonts w:ascii="等线" w:hAnsi="等线" w:hint="eastAsia"/>
-          <w:szCs w:val="24"/>
-        </w:rPr>
-        <w:t>③明确依赖关系。</w:t>
-      </w:r>
-    </w:p>
-    <w:p>
-      <w:pPr>
-        <w:rPr>
-          <w:rFonts w:ascii="等线" w:hAnsi="等线"/>
-          <w:szCs w:val="24"/>
-        </w:rPr>
-      </w:pPr>
-      <w:r>
-        <w:rPr>
-          <w:rFonts w:ascii="等线" w:hAnsi="等线" w:hint="eastAsia"/>
-          <w:szCs w:val="24"/>
-        </w:rPr>
-        <w:t>如果当前程序集的某个脚本需要引用其他程序集的代码，需要在 .</w:t>
-      </w:r>
-      <w:proofErr w:type="spellStart"/>
-      <w:r>
-        <w:rPr>
-          <w:rFonts w:ascii="等线" w:hAnsi="等线"/>
-          <w:szCs w:val="24"/>
-        </w:rPr>
-        <w:t>asmdef</w:t>
-      </w:r>
-      <w:proofErr w:type="spellEnd"/>
-      <w:r>
-        <w:rPr>
-          <w:rFonts w:ascii="等线" w:hAnsi="等线" w:hint="eastAsia"/>
-          <w:szCs w:val="24"/>
-        </w:rPr>
-        <w:t>文件 中进行显式声明对于其他程序集的引用，否则编译过程中就会报错，这样可以使依赖关系清晰可控。</w:t>
-      </w:r>
-    </w:p>
-    <w:p>
-      <w:pPr>
-        <w:rPr>
-          <w:rFonts w:ascii="等线" w:hAnsi="等线"/>
-          <w:szCs w:val="24"/>
-        </w:rPr>
-      </w:pPr>
-    </w:p>
-    <w:p>
-      <w:pPr>
-        <w:rPr>
-          <w:rFonts w:ascii="等线" w:hAnsi="等线"/>
-          <w:szCs w:val="24"/>
-        </w:rPr>
-      </w:pPr>
-      <w:r>
-        <w:rPr>
-          <w:rFonts w:ascii="等线" w:hAnsi="等线"/>
-          <w:szCs w:val="24"/>
-        </w:rPr>
-        <w:t>[</w:t>
-      </w:r>
-      <w:r>
-        <w:rPr>
-          <w:rFonts w:ascii="等线" w:hAnsi="等线" w:hint="eastAsia"/>
-          <w:szCs w:val="24"/>
-        </w:rPr>
-        <w:t>注释</w:t>
-      </w:r>
-    </w:p>
-    <w:p>
-      <w:pPr>
-        <w:rPr>
-          <w:rFonts w:ascii="等线" w:hAnsi="等线" w:hint="eastAsia"/>
           <w:szCs w:val="24"/>
         </w:rPr>
       </w:pPr>
@@ -951,7 +736,6 @@
         <w:lastRenderedPageBreak/>
         <w:tab/>
       </w:r>
-      <w:proofErr w:type="spellStart"/>
       <w:r>
         <w:rPr>
           <w:rFonts w:ascii="等线" w:hAnsi="等线" w:hint="eastAsia"/>
@@ -966,7 +750,6 @@
         </w:rPr>
         <w:t>f</w:t>
       </w:r>
-      <w:proofErr w:type="spellEnd"/>
       <w:r>
         <w:rPr>
           <w:rFonts w:ascii="等线" w:hAnsi="等线"/>
@@ -1021,7 +804,7 @@
       <w:pPr>
         <w:ind w:firstLine="420"/>
         <w:rPr>
-          <w:rFonts w:ascii="等线" w:hAnsi="等线" w:hint="eastAsia"/>
+          <w:rFonts w:ascii="等线" w:hAnsi="等线"/>
           <w:szCs w:val="24"/>
         </w:rPr>
       </w:pPr>
@@ -1037,16 +820,8 @@
           <w:rFonts w:ascii="等线" w:hAnsi="等线" w:hint="eastAsia"/>
           <w:szCs w:val="24"/>
         </w:rPr>
-        <w:t xml:space="preserve"> </w:t>
-      </w:r>
-      <w:r>
-        <w:rPr>
-          <w:rFonts w:ascii="等线" w:hAnsi="等线" w:hint="eastAsia"/>
-          <w:szCs w:val="24"/>
-        </w:rPr>
-        <w:t>Assembly-</w:t>
-      </w:r>
-      <w:proofErr w:type="spellStart"/>
+        <w:t xml:space="preserve"> Assembly-</w:t>
+      </w:r>
       <w:r>
         <w:rPr>
           <w:rFonts w:ascii="等线" w:hAnsi="等线"/>
@@ -1061,7 +836,6 @@
         </w:rPr>
         <w:t>harp</w:t>
       </w:r>
-      <w:proofErr w:type="spellEnd"/>
       <w:r>
         <w:rPr>
           <w:rFonts w:ascii="等线" w:hAnsi="等线" w:hint="eastAsia"/>
@@ -1090,7 +864,6 @@
         </w:rPr>
         <w:t>。根目录下的.</w:t>
       </w:r>
-      <w:proofErr w:type="spellStart"/>
       <w:r>
         <w:rPr>
           <w:rFonts w:ascii="等线" w:hAnsi="等线"/>
@@ -1098,7 +871,6 @@
         </w:rPr>
         <w:t>proj</w:t>
       </w:r>
-      <w:proofErr w:type="spellEnd"/>
       <w:r>
         <w:rPr>
           <w:rFonts w:ascii="等线" w:hAnsi="等线" w:hint="eastAsia"/>
@@ -1141,7 +913,6 @@
         </w:rPr>
         <w:t>。在Library下的.</w:t>
       </w:r>
-      <w:proofErr w:type="spellStart"/>
       <w:r>
         <w:rPr>
           <w:rFonts w:ascii="等线" w:hAnsi="等线"/>
@@ -1149,7 +920,6 @@
         </w:rPr>
         <w:t>dll</w:t>
       </w:r>
-      <w:proofErr w:type="spellEnd"/>
       <w:r>
         <w:rPr>
           <w:rFonts w:ascii="等线" w:hAnsi="等线" w:hint="eastAsia"/>
@@ -1186,8 +956,6 @@
         </w:rPr>
         <w:t>]</w:t>
       </w:r>
-      <w:bookmarkStart w:id="0" w:name="_GoBack"/>
-      <w:bookmarkEnd w:id="0"/>
     </w:p>
     <w:p>
       <w:pPr>
@@ -1220,11 +988,28 @@
     <w:p/>
     <w:p/>
     <w:p>
-      <w:pPr>
+      <w:r>
         <w:rPr>
           <w:rFonts w:hint="eastAsia"/>
         </w:rPr>
-      </w:pPr>
+        <w:t>①.asmdef文件的创建</w:t>
+      </w:r>
+    </w:p>
+    <w:p>
+      <w:pPr>
+        <w:rPr>
+          <w:rFonts w:hint="eastAsia"/>
+        </w:rPr>
+      </w:pPr>
+      <w:r>
+        <w:rPr>
+          <w:rFonts w:hint="eastAsia"/>
+        </w:rPr>
+        <w:t>Project</w:t>
+      </w:r>
+      <w:r>
+        <w:t>-&gt;</w:t>
+      </w:r>
     </w:p>
     <w:sectPr>
       <w:pgSz w:w="11906" w:h="16838"/>
@@ -1237,7 +1022,7 @@
 </file>
 
 <file path=word/endnotes.xml><?xml version="1.0" encoding="utf-8"?>
-<w:endnotes xmlns:wpc="http://schemas.microsoft.com/office/word/2010/wordprocessingCanvas" xmlns:cx="http://schemas.microsoft.com/office/drawing/2014/chartex" xmlns:cx1="http://schemas.microsoft.com/office/drawing/2015/9/8/chartex" xmlns:cx2="http://schemas.microsoft.com/office/drawing/2015/10/21/chartex" xmlns:cx3="http://schemas.microsoft.com/office/drawing/2016/5/9/chartex" xmlns:cx4="http://schemas.microsoft.com/office/drawing/2016/5/10/chartex" xmlns:cx5="http://schemas.microsoft.com/office/drawing/2016/5/11/chartex" xmlns:cx6="http://schemas.microsoft.com/office/drawing/2016/5/12/chartex" xmlns:cx7="http://schemas.microsoft.com/office/drawing/2016/5/13/chartex" xmlns:cx8="http://schemas.microsoft.com/office/drawing/2016/5/14/chartex" xmlns:mc="http://schemas.openxmlformats.org/markup-compatibility/2006" xmlns:aink="http://schemas.microsoft.com/office/drawing/2016/ink" xmlns:am3d="http://schemas.microsoft.com/office/drawing/2017/model3d" xmlns:o="urn:schemas-microsoft-com:office:office" xmlns:r="http://schemas.openxmlformats.org/officeDocument/2006/relationships" xmlns:m="http://schemas.openxmlformats.org/officeDocument/2006/math" xmlns:v="urn:schemas-microsoft-com:vml" xmlns:wp14="http://schemas.microsoft.com/office/word/2010/wordprocessingDrawing" xmlns:wp="http://schemas.openxmlformats.org/drawingml/2006/wordprocessingDrawing" xmlns:w10="urn:schemas-microsoft-com:office:word" xmlns:w="http://schemas.openxmlformats.org/wordprocessingml/2006/main" xmlns:w14="http://schemas.microsoft.com/office/word/2010/wordml" xmlns:w15="http://schemas.microsoft.com/office/word/2012/wordml" xmlns:w16cid="http://schemas.microsoft.com/office/word/2016/wordml/cid" xmlns:w16se="http://schemas.microsoft.com/office/word/2015/wordml/symex" xmlns:wpg="http://schemas.microsoft.com/office/word/2010/wordprocessingGroup" xmlns:wpi="http://schemas.microsoft.com/office/word/2010/wordprocessingInk" xmlns:wne="http://schemas.microsoft.com/office/word/2006/wordml" xmlns:wps="http://schemas.microsoft.com/office/word/2010/wordprocessingShape" mc:Ignorable="w14 w15 w16se w16cid wp14">
+<w:endnotes xmlns:wpc="http://schemas.microsoft.com/office/word/2010/wordprocessingCanvas" xmlns:cx="http://schemas.microsoft.com/office/drawing/2014/chartex" xmlns:cx1="http://schemas.microsoft.com/office/drawing/2015/9/8/chartex" xmlns:cx2="http://schemas.microsoft.com/office/drawing/2015/10/21/chartex" xmlns:cx3="http://schemas.microsoft.com/office/drawing/2016/5/9/chartex" xmlns:cx4="http://schemas.microsoft.com/office/drawing/2016/5/10/chartex" xmlns:cx5="http://schemas.microsoft.com/office/drawing/2016/5/11/chartex" xmlns:cx6="http://schemas.microsoft.com/office/drawing/2016/5/12/chartex" xmlns:cx7="http://schemas.microsoft.com/office/drawing/2016/5/13/chartex" xmlns:cx8="http://schemas.microsoft.com/office/drawing/2016/5/14/chartex" xmlns:mc="http://schemas.openxmlformats.org/markup-compatibility/2006" xmlns:aink="http://schemas.microsoft.com/office/drawing/2016/ink" xmlns:am3d="http://schemas.microsoft.com/office/drawing/2017/model3d" xmlns:o="urn:schemas-microsoft-com:office:office" xmlns:r="http://schemas.openxmlformats.org/officeDocument/2006/relationships" xmlns:m="http://schemas.openxmlformats.org/officeDocument/2006/math" xmlns:v="urn:schemas-microsoft-com:vml" xmlns:wp14="http://schemas.microsoft.com/office/word/2010/wordprocessingDrawing" xmlns:wp="http://schemas.openxmlformats.org/drawingml/2006/wordprocessingDrawing" xmlns:w10="urn:schemas-microsoft-com:office:word" xmlns:w="http://schemas.openxmlformats.org/wordprocessingml/2006/main" xmlns:w14="http://schemas.microsoft.com/office/word/2010/wordml" xmlns:w15="http://schemas.microsoft.com/office/word/2012/wordml" xmlns:w16cex="http://schemas.microsoft.com/office/word/2018/wordml/cex" xmlns:w16cid="http://schemas.microsoft.com/office/word/2016/wordml/cid" xmlns:w16="http://schemas.microsoft.com/office/word/2018/wordml" xmlns:w16sdtdh="http://schemas.microsoft.com/office/word/2020/wordml/sdtdatahash" xmlns:w16se="http://schemas.microsoft.com/office/word/2015/wordml/symex" xmlns:wpg="http://schemas.microsoft.com/office/word/2010/wordprocessingGroup" xmlns:wpi="http://schemas.microsoft.com/office/word/2010/wordprocessingInk" xmlns:wne="http://schemas.microsoft.com/office/word/2006/wordml" xmlns:wps="http://schemas.microsoft.com/office/word/2010/wordprocessingShape" mc:Ignorable="w14 w15 w16se w16cid w16 w16cex w16sdtdh wp14">
   <w:endnote w:type="separator" w:id="-1">
     <w:p>
       <w:r>
@@ -1256,7 +1041,7 @@
 </file>
 
 <file path=word/footnotes.xml><?xml version="1.0" encoding="utf-8"?>
-<w:footnotes xmlns:wpc="http://schemas.microsoft.com/office/word/2010/wordprocessingCanvas" xmlns:cx="http://schemas.microsoft.com/office/drawing/2014/chartex" xmlns:cx1="http://schemas.microsoft.com/office/drawing/2015/9/8/chartex" xmlns:cx2="http://schemas.microsoft.com/office/drawing/2015/10/21/chartex" xmlns:cx3="http://schemas.microsoft.com/office/drawing/2016/5/9/chartex" xmlns:cx4="http://schemas.microsoft.com/office/drawing/2016/5/10/chartex" xmlns:cx5="http://schemas.microsoft.com/office/drawing/2016/5/11/chartex" xmlns:cx6="http://schemas.microsoft.com/office/drawing/2016/5/12/chartex" xmlns:cx7="http://schemas.microsoft.com/office/drawing/2016/5/13/chartex" xmlns:cx8="http://schemas.microsoft.com/office/drawing/2016/5/14/chartex" xmlns:mc="http://schemas.openxmlformats.org/markup-compatibility/2006" xmlns:aink="http://schemas.microsoft.com/office/drawing/2016/ink" xmlns:am3d="http://schemas.microsoft.com/office/drawing/2017/model3d" xmlns:o="urn:schemas-microsoft-com:office:office" xmlns:r="http://schemas.openxmlformats.org/officeDocument/2006/relationships" xmlns:m="http://schemas.openxmlformats.org/officeDocument/2006/math" xmlns:v="urn:schemas-microsoft-com:vml" xmlns:wp14="http://schemas.microsoft.com/office/word/2010/wordprocessingDrawing" xmlns:wp="http://schemas.openxmlformats.org/drawingml/2006/wordprocessingDrawing" xmlns:w10="urn:schemas-microsoft-com:office:word" xmlns:w="http://schemas.openxmlformats.org/wordprocessingml/2006/main" xmlns:w14="http://schemas.microsoft.com/office/word/2010/wordml" xmlns:w15="http://schemas.microsoft.com/office/word/2012/wordml" xmlns:w16cid="http://schemas.microsoft.com/office/word/2016/wordml/cid" xmlns:w16se="http://schemas.microsoft.com/office/word/2015/wordml/symex" xmlns:wpg="http://schemas.microsoft.com/office/word/2010/wordprocessingGroup" xmlns:wpi="http://schemas.microsoft.com/office/word/2010/wordprocessingInk" xmlns:wne="http://schemas.microsoft.com/office/word/2006/wordml" xmlns:wps="http://schemas.microsoft.com/office/word/2010/wordprocessingShape" mc:Ignorable="w14 w15 w16se w16cid wp14">
+<w:footnotes xmlns:wpc="http://schemas.microsoft.com/office/word/2010/wordprocessingCanvas" xmlns:cx="http://schemas.microsoft.com/office/drawing/2014/chartex" xmlns:cx1="http://schemas.microsoft.com/office/drawing/2015/9/8/chartex" xmlns:cx2="http://schemas.microsoft.com/office/drawing/2015/10/21/chartex" xmlns:cx3="http://schemas.microsoft.com/office/drawing/2016/5/9/chartex" xmlns:cx4="http://schemas.microsoft.com/office/drawing/2016/5/10/chartex" xmlns:cx5="http://schemas.microsoft.com/office/drawing/2016/5/11/chartex" xmlns:cx6="http://schemas.microsoft.com/office/drawing/2016/5/12/chartex" xmlns:cx7="http://schemas.microsoft.com/office/drawing/2016/5/13/chartex" xmlns:cx8="http://schemas.microsoft.com/office/drawing/2016/5/14/chartex" xmlns:mc="http://schemas.openxmlformats.org/markup-compatibility/2006" xmlns:aink="http://schemas.microsoft.com/office/drawing/2016/ink" xmlns:am3d="http://schemas.microsoft.com/office/drawing/2017/model3d" xmlns:o="urn:schemas-microsoft-com:office:office" xmlns:r="http://schemas.openxmlformats.org/officeDocument/2006/relationships" xmlns:m="http://schemas.openxmlformats.org/officeDocument/2006/math" xmlns:v="urn:schemas-microsoft-com:vml" xmlns:wp14="http://schemas.microsoft.com/office/word/2010/wordprocessingDrawing" xmlns:wp="http://schemas.openxmlformats.org/drawingml/2006/wordprocessingDrawing" xmlns:w10="urn:schemas-microsoft-com:office:word" xmlns:w="http://schemas.openxmlformats.org/wordprocessingml/2006/main" xmlns:w14="http://schemas.microsoft.com/office/word/2010/wordml" xmlns:w15="http://schemas.microsoft.com/office/word/2012/wordml" xmlns:w16cex="http://schemas.microsoft.com/office/word/2018/wordml/cex" xmlns:w16cid="http://schemas.microsoft.com/office/word/2016/wordml/cid" xmlns:w16="http://schemas.microsoft.com/office/word/2018/wordml" xmlns:w16sdtdh="http://schemas.microsoft.com/office/word/2020/wordml/sdtdatahash" xmlns:w16se="http://schemas.microsoft.com/office/word/2015/wordml/symex" xmlns:wpg="http://schemas.microsoft.com/office/word/2010/wordprocessingGroup" xmlns:wpi="http://schemas.microsoft.com/office/word/2010/wordprocessingInk" xmlns:wne="http://schemas.microsoft.com/office/word/2006/wordml" xmlns:wps="http://schemas.microsoft.com/office/word/2010/wordprocessingShape" mc:Ignorable="w14 w15 w16se w16cid w16 w16cex w16sdtdh wp14">
   <w:footnote w:type="separator" w:id="-1">
     <w:p>
       <w:r>
@@ -1275,7 +1060,7 @@
 </file>
 
 <file path=word/numbering.xml><?xml version="1.0" encoding="utf-8"?>
-<w:numbering xmlns:wpc="http://schemas.microsoft.com/office/word/2010/wordprocessingCanvas" xmlns:cx="http://schemas.microsoft.com/office/drawing/2014/chartex" xmlns:cx1="http://schemas.microsoft.com/office/drawing/2015/9/8/chartex" xmlns:cx2="http://schemas.microsoft.com/office/drawing/2015/10/21/chartex" xmlns:cx3="http://schemas.microsoft.com/office/drawing/2016/5/9/chartex" xmlns:cx4="http://schemas.microsoft.com/office/drawing/2016/5/10/chartex" xmlns:cx5="http://schemas.microsoft.com/office/drawing/2016/5/11/chartex" xmlns:cx6="http://schemas.microsoft.com/office/drawing/2016/5/12/chartex" xmlns:cx7="http://schemas.microsoft.com/office/drawing/2016/5/13/chartex" xmlns:cx8="http://schemas.microsoft.com/office/drawing/2016/5/14/chartex" xmlns:mc="http://schemas.openxmlformats.org/markup-compatibility/2006" xmlns:aink="http://schemas.microsoft.com/office/drawing/2016/ink" xmlns:am3d="http://schemas.microsoft.com/office/drawing/2017/model3d" xmlns:o="urn:schemas-microsoft-com:office:office" xmlns:r="http://schemas.openxmlformats.org/officeDocument/2006/relationships" xmlns:m="http://schemas.openxmlformats.org/officeDocument/2006/math" xmlns:v="urn:schemas-microsoft-com:vml" xmlns:wp14="http://schemas.microsoft.com/office/word/2010/wordprocessingDrawing" xmlns:wp="http://schemas.openxmlformats.org/drawingml/2006/wordprocessingDrawing" xmlns:w10="urn:schemas-microsoft-com:office:word" xmlns:w="http://schemas.openxmlformats.org/wordprocessingml/2006/main" xmlns:w14="http://schemas.microsoft.com/office/word/2010/wordml" xmlns:w15="http://schemas.microsoft.com/office/word/2012/wordml" xmlns:w16cid="http://schemas.microsoft.com/office/word/2016/wordml/cid" xmlns:w16se="http://schemas.microsoft.com/office/word/2015/wordml/symex" xmlns:wpg="http://schemas.microsoft.com/office/word/2010/wordprocessingGroup" xmlns:wpi="http://schemas.microsoft.com/office/word/2010/wordprocessingInk" xmlns:wne="http://schemas.microsoft.com/office/word/2006/wordml" xmlns:wps="http://schemas.microsoft.com/office/word/2010/wordprocessingShape" mc:Ignorable="w14 w15 w16se w16cid wp14">
+<w:numbering xmlns:wpc="http://schemas.microsoft.com/office/word/2010/wordprocessingCanvas" xmlns:cx="http://schemas.microsoft.com/office/drawing/2014/chartex" xmlns:cx1="http://schemas.microsoft.com/office/drawing/2015/9/8/chartex" xmlns:cx2="http://schemas.microsoft.com/office/drawing/2015/10/21/chartex" xmlns:cx3="http://schemas.microsoft.com/office/drawing/2016/5/9/chartex" xmlns:cx4="http://schemas.microsoft.com/office/drawing/2016/5/10/chartex" xmlns:cx5="http://schemas.microsoft.com/office/drawing/2016/5/11/chartex" xmlns:cx6="http://schemas.microsoft.com/office/drawing/2016/5/12/chartex" xmlns:cx7="http://schemas.microsoft.com/office/drawing/2016/5/13/chartex" xmlns:cx8="http://schemas.microsoft.com/office/drawing/2016/5/14/chartex" xmlns:mc="http://schemas.openxmlformats.org/markup-compatibility/2006" xmlns:aink="http://schemas.microsoft.com/office/drawing/2016/ink" xmlns:am3d="http://schemas.microsoft.com/office/drawing/2017/model3d" xmlns:o="urn:schemas-microsoft-com:office:office" xmlns:r="http://schemas.openxmlformats.org/officeDocument/2006/relationships" xmlns:m="http://schemas.openxmlformats.org/officeDocument/2006/math" xmlns:v="urn:schemas-microsoft-com:vml" xmlns:wp14="http://schemas.microsoft.com/office/word/2010/wordprocessingDrawing" xmlns:wp="http://schemas.openxmlformats.org/drawingml/2006/wordprocessingDrawing" xmlns:w10="urn:schemas-microsoft-com:office:word" xmlns:w="http://schemas.openxmlformats.org/wordprocessingml/2006/main" xmlns:w14="http://schemas.microsoft.com/office/word/2010/wordml" xmlns:w15="http://schemas.microsoft.com/office/word/2012/wordml" xmlns:w16cex="http://schemas.microsoft.com/office/word/2018/wordml/cex" xmlns:w16cid="http://schemas.microsoft.com/office/word/2016/wordml/cid" xmlns:w16="http://schemas.microsoft.com/office/word/2018/wordml" xmlns:w16sdtdh="http://schemas.microsoft.com/office/word/2020/wordml/sdtdatahash" xmlns:w16se="http://schemas.microsoft.com/office/word/2015/wordml/symex" xmlns:wpg="http://schemas.microsoft.com/office/word/2010/wordprocessingGroup" xmlns:wpi="http://schemas.microsoft.com/office/word/2010/wordprocessingInk" xmlns:wne="http://schemas.microsoft.com/office/word/2006/wordml" xmlns:wps="http://schemas.microsoft.com/office/word/2010/wordprocessingShape" mc:Ignorable="w14 w15 w16se w16cid w16 w16cex w16sdtdh wp14">
   <w:abstractNum w:abstractNumId="0" w15:restartNumberingAfterBreak="0">
     <w:nsid w:val="0DBE732B"/>
     <w:multiLevelType w:val="hybridMultilevel"/>
@@ -1740,7 +1525,7 @@
 </file>
 
 <file path=word/styles.xml><?xml version="1.0" encoding="utf-8"?>
-<w:styles xmlns:mc="http://schemas.openxmlformats.org/markup-compatibility/2006" xmlns:r="http://schemas.openxmlformats.org/officeDocument/2006/relationships" xmlns:w="http://schemas.openxmlformats.org/wordprocessingml/2006/main" xmlns:w14="http://schemas.microsoft.com/office/word/2010/wordml" xmlns:w15="http://schemas.microsoft.com/office/word/2012/wordml" xmlns:w16cid="http://schemas.microsoft.com/office/word/2016/wordml/cid" xmlns:w16se="http://schemas.microsoft.com/office/word/2015/wordml/symex" mc:Ignorable="w14 w15 w16se w16cid">
+<w:styles xmlns:mc="http://schemas.openxmlformats.org/markup-compatibility/2006" xmlns:r="http://schemas.openxmlformats.org/officeDocument/2006/relationships" xmlns:w="http://schemas.openxmlformats.org/wordprocessingml/2006/main" xmlns:w14="http://schemas.microsoft.com/office/word/2010/wordml" xmlns:w15="http://schemas.microsoft.com/office/word/2012/wordml" xmlns:w16cex="http://schemas.microsoft.com/office/word/2018/wordml/cex" xmlns:w16cid="http://schemas.microsoft.com/office/word/2016/wordml/cid" xmlns:w16="http://schemas.microsoft.com/office/word/2018/wordml" xmlns:w16sdtdh="http://schemas.microsoft.com/office/word/2020/wordml/sdtdatahash" xmlns:w16se="http://schemas.microsoft.com/office/word/2015/wordml/symex" mc:Ignorable="w14 w15 w16se w16cid w16 w16cex w16sdtdh">
   <w:docDefaults>
     <w:rPrDefault>
       <w:rPr>
@@ -1753,7 +1538,7 @@
     </w:rPrDefault>
     <w:pPrDefault/>
   </w:docDefaults>
-  <w:latentStyles w:defLockedState="0" w:defUIPriority="99" w:defSemiHidden="0" w:defUnhideWhenUsed="0" w:defQFormat="0" w:count="375">
+  <w:latentStyles w:defLockedState="0" w:defUIPriority="99" w:defSemiHidden="0" w:defUnhideWhenUsed="0" w:defQFormat="0" w:count="376">
     <w:lsdException w:name="Normal" w:uiPriority="0" w:qFormat="1"/>
     <w:lsdException w:name="heading 1" w:uiPriority="9" w:qFormat="1"/>
     <w:lsdException w:name="heading 2" w:semiHidden="1" w:uiPriority="9" w:unhideWhenUsed="1" w:qFormat="1"/>
@@ -1859,7 +1644,6 @@
     <w:lsdException w:name="HTML Sample" w:semiHidden="1" w:unhideWhenUsed="1"/>
     <w:lsdException w:name="HTML Typewriter" w:semiHidden="1" w:unhideWhenUsed="1"/>
     <w:lsdException w:name="HTML Variable" w:semiHidden="1" w:unhideWhenUsed="1"/>
-    <w:lsdException w:name="Normal Table" w:semiHidden="1" w:unhideWhenUsed="1"/>
     <w:lsdException w:name="annotation subject" w:semiHidden="1" w:unhideWhenUsed="1"/>
     <w:lsdException w:name="No List" w:semiHidden="1" w:unhideWhenUsed="1"/>
     <w:lsdException w:name="Outline List 1" w:semiHidden="1" w:unhideWhenUsed="1"/>
@@ -1906,10 +1690,8 @@
     <w:lsdException w:name="Table Subtle 2" w:semiHidden="1" w:unhideWhenUsed="1"/>
     <w:lsdException w:name="Table Web 1" w:semiHidden="1" w:unhideWhenUsed="1"/>
     <w:lsdException w:name="Table Web 2" w:semiHidden="1" w:unhideWhenUsed="1"/>
-    <w:lsdException w:name="Table Web 3" w:semiHidden="1" w:unhideWhenUsed="1"/>
     <w:lsdException w:name="Balloon Text" w:semiHidden="1" w:unhideWhenUsed="1"/>
     <w:lsdException w:name="Table Grid" w:uiPriority="39"/>
-    <w:lsdException w:name="Table Theme" w:semiHidden="1" w:unhideWhenUsed="1"/>
     <w:lsdException w:name="Placeholder Text" w:semiHidden="1"/>
     <w:lsdException w:name="No Spacing" w:uiPriority="1" w:qFormat="1"/>
     <w:lsdException w:name="Light Shading" w:uiPriority="60"/>
@@ -2129,6 +1911,7 @@
     <w:lsdException w:name="Smart Hyperlink" w:semiHidden="1" w:unhideWhenUsed="1"/>
     <w:lsdException w:name="Hashtag" w:semiHidden="1" w:unhideWhenUsed="1"/>
     <w:lsdException w:name="Unresolved Mention" w:semiHidden="1" w:unhideWhenUsed="1"/>
+    <w:lsdException w:name="Smart Link" w:semiHidden="1" w:unhideWhenUsed="1"/>
   </w:latentStyles>
   <w:style w:type="paragraph" w:default="1" w:styleId="a">
     <w:name w:val="Normal"/>
